--- a/PlannedEnhancementsForV14.docx
+++ b/PlannedEnhancementsForV14.docx
@@ -5265,6 +5265,2099 @@
       <w:proofErr w:type="gramEnd"/>
       <w:r>
         <w:t xml:space="preserve"> to claim.</w:t>
+      </w:r>
+    </w:p>
+    <w:p>
+      <w:pPr>
+        <w:pStyle w:val="Heading2"/>
+      </w:pPr>
+      <w:r>
+        <w:rPr>
+          <w:lang w:val="en-US"/>
+        </w:rPr>
+        <w:t xml:space="preserve">Question3: </w:t>
+      </w:r>
+      <w:r>
+        <w:t xml:space="preserve">I was curious whether we should look at our own native new vector semantic data representation and storage with retrieval and usage probably by applying tensors and/or other such smart approaches which might supersede </w:t>
+      </w:r>
+      <w:proofErr w:type="spellStart"/>
+      <w:r>
+        <w:t>hnsw</w:t>
+      </w:r>
+      <w:proofErr w:type="spellEnd"/>
+      <w:r>
+        <w:t xml:space="preserve"> while ensuring semantic data normal forms compliance?</w:t>
+      </w:r>
+    </w:p>
+    <w:p>
+      <w:r>
+        <w:t xml:space="preserve">Yes — </w:t>
+      </w:r>
+      <w:r>
+        <w:rPr>
+          <w:b/>
+          <w:bCs/>
+        </w:rPr>
+        <w:t>we should absolutely explore our own native vector-semantic data representation and storage/retrieval model</w:t>
+      </w:r>
+      <w:r>
+        <w:t>, but I would position it carefully:</w:t>
+      </w:r>
+    </w:p>
+    <w:p>
+      <w:r>
+        <w:rPr>
+          <w:b/>
+          <w:bCs/>
+        </w:rPr>
+        <w:t xml:space="preserve">Do not start by claiming we will “supersede HNSW” immediately. Start by defining a richer SDNF-native representation that can use HNSW, IVF, </w:t>
+      </w:r>
+      <w:proofErr w:type="spellStart"/>
+      <w:r>
+        <w:rPr>
+          <w:b/>
+          <w:bCs/>
+        </w:rPr>
+        <w:t>DiskANN</w:t>
+      </w:r>
+      <w:proofErr w:type="spellEnd"/>
+      <w:r>
+        <w:rPr>
+          <w:b/>
+          <w:bCs/>
+        </w:rPr>
+        <w:t>, tensor/multi-vector retrieval, or future indexes as execution backends — and then show that SDNF compliance makes the semantic geometry more stable, governed, and production-safe.</w:t>
+      </w:r>
+    </w:p>
+    <w:p>
+      <w:r>
+        <w:t xml:space="preserve">That gives us a stronger, more defensible path: </w:t>
+      </w:r>
+      <w:r>
+        <w:rPr>
+          <w:b/>
+          <w:bCs/>
+        </w:rPr>
+        <w:t>SDNF is not merely an HNSW wrapper; SDNF becomes the semantic storage and governance layer, while HNSW is only one possible retrieval accelerator.</w:t>
+      </w:r>
+    </w:p>
+    <w:p>
+      <w:r>
+        <w:pict w14:anchorId="740FD670">
+          <v:rect id="_x0000_i1279" style="width:0;height:1.5pt" o:hralign="center" o:hrstd="t" o:hr="t" fillcolor="#a0a0a0" stroked="f"/>
+        </w:pict>
+      </w:r>
+    </w:p>
+    <w:p>
+      <w:pPr>
+        <w:rPr>
+          <w:b/>
+          <w:bCs/>
+        </w:rPr>
+      </w:pPr>
+      <w:r>
+        <w:rPr>
+          <w:b/>
+          <w:bCs/>
+        </w:rPr>
+        <w:t>1. Why this direction is valid</w:t>
+      </w:r>
+    </w:p>
+    <w:p>
+      <w:r>
+        <w:t xml:space="preserve">Current vector databases generally store data as high-dimensional vectors and support similarity search using distance metrics such as cosine similarity or Euclidean distance. Microsoft’s vector database documentation describes vector databases as storing/managing numerical arrays and using vector similarity search, clustering, quantization, and similarity comparison to find related items. That is useful, but it still leaves a conceptual gap: </w:t>
+      </w:r>
+      <w:r>
+        <w:rPr>
+          <w:b/>
+          <w:bCs/>
+        </w:rPr>
+        <w:t>a vector database knows what is close, but not necessarily what is semantically admissible, role-safe, lineage-safe, or normal-form-compliant.</w:t>
+      </w:r>
+      <w:r>
+        <w:t xml:space="preserve"> </w:t>
+      </w:r>
+      <w:hyperlink r:id="rId9" w:history="1">
+        <w:r>
+          <w:rPr>
+            <w:rStyle w:val="Hyperlink"/>
+          </w:rPr>
+          <w:t>[learn.microsoft.com]</w:t>
+        </w:r>
+      </w:hyperlink>
+    </w:p>
+    <w:p>
+      <w:r>
+        <w:t xml:space="preserve">Similarly, HNSW is a strong ANN graph index, and Vespa documents HNSW indexing over tensor fields, including filtering, multi-field vector indexing, multi-vector indexing, real-time indexing, mutable HNSW graphs, multithreaded indexing, and multiple vector </w:t>
+      </w:r>
+      <w:r>
+        <w:lastRenderedPageBreak/>
+        <w:t xml:space="preserve">value types such as float, bfloat16, int8, and single-bit values. That shows production systems are already moving beyond “one flat vector per object” toward richer vector/tensor indexing — but still primarily as retrieval infrastructure, not as a semantic-normal-form governance model. </w:t>
+      </w:r>
+      <w:hyperlink r:id="rId10" w:history="1">
+        <w:r>
+          <w:rPr>
+            <w:rStyle w:val="Hyperlink"/>
+          </w:rPr>
+          <w:t>[docs.vespa.ai]</w:t>
+        </w:r>
+      </w:hyperlink>
+    </w:p>
+    <w:p>
+      <w:proofErr w:type="gramStart"/>
+      <w:r>
+        <w:t>So</w:t>
+      </w:r>
+      <w:proofErr w:type="gramEnd"/>
+      <w:r>
+        <w:t xml:space="preserve"> your idea is credible: </w:t>
+      </w:r>
+      <w:r>
+        <w:rPr>
+          <w:b/>
+          <w:bCs/>
+        </w:rPr>
+        <w:t>we can define an SDNF-native representation that treats semantic vectors, tensors, schema roles, partitions, lineage, and normal-form constraints as one governed data model.</w:t>
+      </w:r>
+    </w:p>
+    <w:p>
+      <w:r>
+        <w:pict w14:anchorId="1EA283AC">
+          <v:rect id="_x0000_i1280" style="width:0;height:1.5pt" o:hralign="center" o:hrstd="t" o:hr="t" fillcolor="#a0a0a0" stroked="f"/>
+        </w:pict>
+      </w:r>
+    </w:p>
+    <w:p>
+      <w:pPr>
+        <w:rPr>
+          <w:b/>
+          <w:bCs/>
+        </w:rPr>
+      </w:pPr>
+      <w:r>
+        <w:rPr>
+          <w:b/>
+          <w:bCs/>
+        </w:rPr>
+        <w:t>2. The key shift: from “vector index” to “semantic tensor-normalized representation”</w:t>
+      </w:r>
+    </w:p>
+    <w:p>
+      <w:r>
+        <w:t>The best way to state the novelty is:</w:t>
+      </w:r>
+    </w:p>
+    <w:p>
+      <w:r>
+        <w:rPr>
+          <w:b/>
+          <w:bCs/>
+        </w:rPr>
+        <w:t>Vectors are not enough as a semantic data model. We need a normal-form-compliant semantic representation that stores embeddings together with semantic families, roles, context, partitions, evidence, lineage, and admissible graph/tensor relations.</w:t>
+      </w:r>
+    </w:p>
+    <w:p>
+      <w:r>
+        <w:t xml:space="preserve">This aligns well with tensor-based retrieval trends. A 2025 article on tensor-based retrieval states that vectors are one-dimensional tensors, while tensors generalize this to multiple dimensions and can preserve sequence, position, relationships, and modality-specific structure; it also says tensor representations can support fine-grained retrieval and multi-vector retrieval approaches such as </w:t>
+      </w:r>
+      <w:proofErr w:type="spellStart"/>
+      <w:r>
+        <w:t>ColBERT</w:t>
+      </w:r>
+      <w:proofErr w:type="spellEnd"/>
+      <w:r>
+        <w:t xml:space="preserve">-style methods. We should not rely on that article as proof of our invention, but it supports the broader direction that </w:t>
+      </w:r>
+      <w:r>
+        <w:rPr>
+          <w:b/>
+          <w:bCs/>
+        </w:rPr>
+        <w:t>retrieval is moving from single-vector flattening toward structured tensor/multi-vector representations.</w:t>
+      </w:r>
+      <w:r>
+        <w:t xml:space="preserve"> </w:t>
+      </w:r>
+      <w:hyperlink r:id="rId11" w:history="1">
+        <w:r>
+          <w:rPr>
+            <w:rStyle w:val="Hyperlink"/>
+          </w:rPr>
+          <w:t>[thenewstack.io]</w:t>
+        </w:r>
+      </w:hyperlink>
+    </w:p>
+    <w:p>
+      <w:r>
+        <w:t xml:space="preserve">For SDNF, this is very important. A payment concept like </w:t>
+      </w:r>
+      <w:proofErr w:type="spellStart"/>
+      <w:r>
+        <w:t>payment_amount</w:t>
+      </w:r>
+      <w:proofErr w:type="spellEnd"/>
+      <w:r>
+        <w:t xml:space="preserve"> is not only a point vector. It can be represented as a structured object:</w:t>
+      </w:r>
+    </w:p>
+    <w:p>
+      <w:r>
+        <w:t>canonical concept embedding</w:t>
+      </w:r>
+    </w:p>
+    <w:p>
+      <w:r>
+        <w:t>+ provider-specific attribute embeddings</w:t>
+      </w:r>
+    </w:p>
+    <w:p>
+      <w:r>
+        <w:t>+ alias embeddings</w:t>
+      </w:r>
+    </w:p>
+    <w:p>
+      <w:r>
+        <w:t>+ payload value-shape embeddings</w:t>
+      </w:r>
+    </w:p>
+    <w:p>
+      <w:r>
+        <w:t>+ role tensor</w:t>
+      </w:r>
+    </w:p>
+    <w:p>
+      <w:r>
+        <w:t>+ rail/context tensor</w:t>
+      </w:r>
+    </w:p>
+    <w:p>
+      <w:r>
+        <w:t>+ partition label</w:t>
+      </w:r>
+    </w:p>
+    <w:p>
+      <w:r>
+        <w:t>+ normal-form status vector</w:t>
+      </w:r>
+    </w:p>
+    <w:p>
+      <w:r>
+        <w:lastRenderedPageBreak/>
+        <w:t>+ lineage vector/log</w:t>
+      </w:r>
+    </w:p>
+    <w:p>
+      <w:r>
+        <w:t>That is much richer than HNSW’s native node = vector assumption.</w:t>
+      </w:r>
+    </w:p>
+    <w:p>
+      <w:r>
+        <w:pict w14:anchorId="5BA2100F">
+          <v:rect id="_x0000_i1281" style="width:0;height:1.5pt" o:hralign="center" o:hrstd="t" o:hr="t" fillcolor="#a0a0a0" stroked="f"/>
+        </w:pict>
+      </w:r>
+    </w:p>
+    <w:p>
+      <w:pPr>
+        <w:rPr>
+          <w:b/>
+          <w:bCs/>
+        </w:rPr>
+      </w:pPr>
+      <w:r>
+        <w:rPr>
+          <w:b/>
+          <w:bCs/>
+        </w:rPr>
+        <w:t>3. Proposed native representation: SDNF Semantic Tensor Store</w:t>
+      </w:r>
+    </w:p>
+    <w:p>
+      <w:r>
+        <w:t>I would call the representation something like:</w:t>
+      </w:r>
+    </w:p>
+    <w:p>
+      <w:r>
+        <w:t>SDNF Semantic Tensor Store</w:t>
+      </w:r>
+    </w:p>
+    <w:p>
+      <w:r>
+        <w:t>Semantic Normal Form Tensor Graph</w:t>
+      </w:r>
+    </w:p>
+    <w:p>
+      <w:r>
+        <w:t>Normal-Form-Governed Semantic Tensor Index</w:t>
+      </w:r>
+    </w:p>
+    <w:p>
+      <w:r>
+        <w:t>SDNF-GST: Governed Semantic Tensor</w:t>
+      </w:r>
+    </w:p>
+    <w:p>
+      <w:r>
+        <w:t>SRS Tensor Graph</w:t>
+      </w:r>
+    </w:p>
+    <w:p>
+      <w:r>
+        <w:t>``</w:t>
+      </w:r>
+    </w:p>
+    <w:p>
+      <w:r>
+        <w:t>A clean formal object could be:</w:t>
+      </w:r>
+    </w:p>
+    <w:p>
+      <w:r>
+        <w:t>S = (X, T, G, C, R, Π, E, N, L)</w:t>
+      </w:r>
+    </w:p>
+    <w:p>
+      <w:r>
+        <w:t>``</w:t>
+      </w:r>
+    </w:p>
+    <w:p>
+      <w:r>
+        <w:t>Where:</w:t>
+      </w:r>
+    </w:p>
+    <w:p>
+      <w:r>
+        <w:t>X = dense embeddings</w:t>
+      </w:r>
+    </w:p>
+    <w:p>
+      <w:r>
+        <w:t>T = tensorized semantic evidence</w:t>
+      </w:r>
+    </w:p>
+    <w:p>
+      <w:r>
+        <w:t>G = candidate/retrieval graph</w:t>
+      </w:r>
+    </w:p>
+    <w:p>
+      <w:r>
+        <w:t>C = contexts/domains/rails</w:t>
+      </w:r>
+    </w:p>
+    <w:p>
+      <w:r>
+        <w:t>R = roles</w:t>
+      </w:r>
+    </w:p>
+    <w:p>
+      <w:r>
+        <w:t>Π = semantic partitions</w:t>
+      </w:r>
+    </w:p>
+    <w:p>
+      <w:r>
+        <w:t>E = schema and payload evidence</w:t>
+      </w:r>
+    </w:p>
+    <w:p>
+      <w:r>
+        <w:t>N = normal-form predicates</w:t>
+      </w:r>
+    </w:p>
+    <w:p>
+      <w:r>
+        <w:t>L = lineage and drift history</w:t>
+      </w:r>
+    </w:p>
+    <w:p>
+      <w:r>
+        <w:t>In simple terms:</w:t>
+      </w:r>
+    </w:p>
+    <w:p>
+      <w:r>
+        <w:t>Traditional vector DB:</w:t>
+      </w:r>
+    </w:p>
+    <w:p>
+      <w:r>
+        <w:t xml:space="preserve">  </w:t>
+      </w:r>
+      <w:proofErr w:type="spellStart"/>
+      <w:r>
+        <w:t>object_id</w:t>
+      </w:r>
+      <w:proofErr w:type="spellEnd"/>
+      <w:r>
+        <w:t xml:space="preserve"> -&gt; vector</w:t>
+      </w:r>
+    </w:p>
+    <w:p/>
+    <w:p>
+      <w:r>
+        <w:lastRenderedPageBreak/>
+        <w:t>SDNF-native store:</w:t>
+      </w:r>
+    </w:p>
+    <w:p>
+      <w:r>
+        <w:t xml:space="preserve">  </w:t>
+      </w:r>
+      <w:proofErr w:type="spellStart"/>
+      <w:r>
+        <w:t>semantic_node_id</w:t>
+      </w:r>
+      <w:proofErr w:type="spellEnd"/>
+      <w:r>
+        <w:t xml:space="preserve"> -&gt;</w:t>
+      </w:r>
+    </w:p>
+    <w:p>
+      <w:r>
+        <w:t>    canonical embedding</w:t>
+      </w:r>
+    </w:p>
+    <w:p>
+      <w:r>
+        <w:t>    attribute embeddings</w:t>
+      </w:r>
+    </w:p>
+    <w:p>
+      <w:r>
+        <w:t>    evidence tensors</w:t>
+      </w:r>
+    </w:p>
+    <w:p>
+      <w:r>
+        <w:t xml:space="preserve">    </w:t>
+      </w:r>
+      <w:proofErr w:type="spellStart"/>
+      <w:r>
+        <w:t>semantic_family</w:t>
+      </w:r>
+      <w:proofErr w:type="spellEnd"/>
+    </w:p>
+    <w:p>
+      <w:r>
+        <w:t>    role</w:t>
+      </w:r>
+    </w:p>
+    <w:p>
+      <w:r>
+        <w:t>    context/rail</w:t>
+      </w:r>
+    </w:p>
+    <w:p>
+      <w:r>
+        <w:t>    partition</w:t>
+      </w:r>
+    </w:p>
+    <w:p>
+      <w:r>
+        <w:t>    normal-form certificates</w:t>
+      </w:r>
+    </w:p>
+    <w:p>
+      <w:r>
+        <w:t>    lineage</w:t>
+      </w:r>
+    </w:p>
+    <w:p>
+      <w:r>
+        <w:t>    admissible-neighbor edges</w:t>
+      </w:r>
+    </w:p>
+    <w:p>
+      <w:r>
+        <w:t xml:space="preserve">This lets SDNF become a </w:t>
+      </w:r>
+      <w:r>
+        <w:rPr>
+          <w:b/>
+          <w:bCs/>
+        </w:rPr>
+        <w:t>semantic data representation</w:t>
+      </w:r>
+      <w:r>
+        <w:t>, not merely a validation layer.</w:t>
+      </w:r>
+    </w:p>
+    <w:p>
+      <w:r>
+        <w:pict w14:anchorId="734F0097">
+          <v:rect id="_x0000_i1282" style="width:0;height:1.5pt" o:hralign="center" o:hrstd="t" o:hr="t" fillcolor="#a0a0a0" stroked="f"/>
+        </w:pict>
+      </w:r>
+    </w:p>
+    <w:p>
+      <w:pPr>
+        <w:rPr>
+          <w:b/>
+          <w:bCs/>
+        </w:rPr>
+      </w:pPr>
+      <w:r>
+        <w:rPr>
+          <w:b/>
+          <w:bCs/>
+        </w:rPr>
+        <w:t>4. Where tensors help more than flat vectors</w:t>
+      </w:r>
+    </w:p>
+    <w:p>
+      <w:r>
+        <w:t>Tensors are useful when the semantic object has internal structure. In Payment SRS, many concepts are multi-aspect:</w:t>
+      </w:r>
+    </w:p>
+    <w:p>
+      <w:proofErr w:type="spellStart"/>
+      <w:r>
+        <w:t>Stripe.payment_intent_id</w:t>
+      </w:r>
+      <w:proofErr w:type="spellEnd"/>
+      <w:r>
+        <w:t>:</w:t>
+      </w:r>
+    </w:p>
+    <w:p>
+      <w:r>
+        <w:t>  lexical/name embedding</w:t>
+      </w:r>
+    </w:p>
+    <w:p>
+      <w:r>
+        <w:t>  provider context = Stripe</w:t>
+      </w:r>
+    </w:p>
+    <w:p>
+      <w:r>
+        <w:t xml:space="preserve">  entity context = </w:t>
+      </w:r>
+      <w:proofErr w:type="spellStart"/>
+      <w:r>
+        <w:t>PaymentIntent</w:t>
+      </w:r>
+      <w:proofErr w:type="spellEnd"/>
+    </w:p>
+    <w:p>
+      <w:r>
+        <w:t xml:space="preserve">  semantic family = </w:t>
+      </w:r>
+      <w:proofErr w:type="spellStart"/>
+      <w:proofErr w:type="gramStart"/>
+      <w:r>
+        <w:t>identifier:payment</w:t>
+      </w:r>
+      <w:proofErr w:type="gramEnd"/>
+      <w:r>
+        <w:t>_intent</w:t>
+      </w:r>
+      <w:proofErr w:type="spellEnd"/>
+    </w:p>
+    <w:p>
+      <w:r>
+        <w:t xml:space="preserve">  role = </w:t>
+      </w:r>
+      <w:proofErr w:type="spellStart"/>
+      <w:r>
+        <w:t>object_identifier</w:t>
+      </w:r>
+      <w:proofErr w:type="spellEnd"/>
+    </w:p>
+    <w:p>
+      <w:r>
+        <w:t>  pattern evidence = ^pi</w:t>
+      </w:r>
+      <w:proofErr w:type="gramStart"/>
+      <w:r>
+        <w:t>_.*</w:t>
+      </w:r>
+      <w:proofErr w:type="gramEnd"/>
+    </w:p>
+    <w:p>
+      <w:r>
+        <w:t>  partition = identifier</w:t>
+      </w:r>
+    </w:p>
+    <w:p>
+      <w:r>
+        <w:t>Instead of flattening all of this into one vector, we can preserve dimensions:</w:t>
+      </w:r>
+    </w:p>
+    <w:p>
+      <w:proofErr w:type="gramStart"/>
+      <w:r>
+        <w:t>T[</w:t>
+      </w:r>
+      <w:proofErr w:type="gramEnd"/>
+      <w:r>
+        <w:t xml:space="preserve">node, aspect, </w:t>
+      </w:r>
+      <w:proofErr w:type="spellStart"/>
+      <w:r>
+        <w:t>embedding_dim</w:t>
+      </w:r>
+      <w:proofErr w:type="spellEnd"/>
+      <w:r>
+        <w:t>]</w:t>
+      </w:r>
+    </w:p>
+    <w:p>
+      <w:r>
+        <w:t>For example:</w:t>
+      </w:r>
+    </w:p>
+    <w:p>
+      <w:r>
+        <w:lastRenderedPageBreak/>
+        <w:t>aspect 0 = name embedding</w:t>
+      </w:r>
+    </w:p>
+    <w:p>
+      <w:r>
+        <w:t>aspect 1 = description embedding</w:t>
+      </w:r>
+    </w:p>
+    <w:p>
+      <w:r>
+        <w:t>aspect 2 = alias centroid</w:t>
+      </w:r>
+    </w:p>
+    <w:p>
+      <w:r>
+        <w:t>aspect 3 = payload value-shape embedding</w:t>
+      </w:r>
+    </w:p>
+    <w:p>
+      <w:r>
+        <w:t>aspect 4 = role/context embedding</w:t>
+      </w:r>
+    </w:p>
+    <w:p>
+      <w:r>
+        <w:t>aspect 5 = canonical centroid</w:t>
+      </w:r>
+    </w:p>
+    <w:p>
+      <w:r>
+        <w:t>Then retrieval can be multi-stage:</w:t>
+      </w:r>
+    </w:p>
+    <w:p>
+      <w:r>
+        <w:t>1. retrieve by canonical semantic similarity</w:t>
+      </w:r>
+    </w:p>
+    <w:p>
+      <w:r>
+        <w:t>2. validate by family/role/partition tensor slices</w:t>
+      </w:r>
+    </w:p>
+    <w:p>
+      <w:r>
+        <w:t>3. rank by evidence completeness</w:t>
+      </w:r>
+    </w:p>
+    <w:p>
+      <w:r>
+        <w:t>4. reject/defer by normal-form gates</w:t>
+      </w:r>
+    </w:p>
+    <w:p>
+      <w:r>
+        <w:t>This is better than using one embedding to represent everything.</w:t>
+      </w:r>
+    </w:p>
+    <w:p>
+      <w:r>
+        <w:pict w14:anchorId="38D68556">
+          <v:rect id="_x0000_i1283" style="width:0;height:1.5pt" o:hralign="center" o:hrstd="t" o:hr="t" fillcolor="#a0a0a0" stroked="f"/>
+        </w:pict>
+      </w:r>
+    </w:p>
+    <w:p>
+      <w:pPr>
+        <w:rPr>
+          <w:b/>
+          <w:bCs/>
+        </w:rPr>
+      </w:pPr>
+      <w:r>
+        <w:rPr>
+          <w:b/>
+          <w:bCs/>
+        </w:rPr>
+        <w:t>5. How this may go beyond HNSW</w:t>
+      </w:r>
+    </w:p>
+    <w:p>
+      <w:r>
+        <w:t xml:space="preserve">HNSW is excellent for fast ANN retrieval, but it is still primarily an approximate neighbor graph over vectors. Public summaries describe HNSW as a hierarchical graph structure for approximate nearest-neighbor search, with upper layers for long-range navigation and lower layers for local refinement. That structure is great for scale, but it does not natively encode SDNF concepts such as: </w:t>
+      </w:r>
+      <w:hyperlink r:id="rId12" w:history="1">
+        <w:r>
+          <w:rPr>
+            <w:rStyle w:val="Hyperlink"/>
+          </w:rPr>
+          <w:t>[vectroid.com]</w:t>
+        </w:r>
+      </w:hyperlink>
+    </w:p>
+    <w:p>
+      <w:r>
+        <w:t>semantic family compatibility</w:t>
+      </w:r>
+    </w:p>
+    <w:p>
+      <w:r>
+        <w:t>role compatibility</w:t>
+      </w:r>
+    </w:p>
+    <w:p>
+      <w:r>
+        <w:t>partition orthogonality</w:t>
+      </w:r>
+    </w:p>
+    <w:p>
+      <w:r>
+        <w:t>schema lineage</w:t>
+      </w:r>
+    </w:p>
+    <w:p>
+      <w:r>
+        <w:t>payload evidence completeness</w:t>
+      </w:r>
+    </w:p>
+    <w:p>
+      <w:r>
+        <w:t>drift/fork governance</w:t>
+      </w:r>
+    </w:p>
+    <w:p>
+      <w:r>
+        <w:t>normal-form certificates</w:t>
+      </w:r>
+    </w:p>
+    <w:p>
+      <w:proofErr w:type="gramStart"/>
+      <w:r>
+        <w:t>So</w:t>
+      </w:r>
+      <w:proofErr w:type="gramEnd"/>
+      <w:r>
+        <w:t xml:space="preserve"> we should frame our path as:</w:t>
+      </w:r>
+    </w:p>
+    <w:p>
+      <w:r>
+        <w:t>Phase 1: SDNF-governed HNSW</w:t>
+      </w:r>
+    </w:p>
+    <w:p>
+      <w:r>
+        <w:t>Phase 2: SDNF-native tensor graph using HNSW/IVF/</w:t>
+      </w:r>
+      <w:proofErr w:type="spellStart"/>
+      <w:r>
+        <w:t>DiskANN</w:t>
+      </w:r>
+      <w:proofErr w:type="spellEnd"/>
+      <w:r>
+        <w:t xml:space="preserve"> as backends</w:t>
+      </w:r>
+    </w:p>
+    <w:p>
+      <w:r>
+        <w:lastRenderedPageBreak/>
+        <w:t>Phase 3: SDNF-native retrieval algorithm that may outperform HNSW for governed semantic workloads</w:t>
+      </w:r>
+    </w:p>
+    <w:p>
+      <w:r>
+        <w:t>This is safer than saying “we supersede HNSW” immediately.</w:t>
+      </w:r>
+    </w:p>
+    <w:p>
+      <w:r>
+        <w:pict w14:anchorId="18C5FE0D">
+          <v:rect id="_x0000_i1284" style="width:0;height:1.5pt" o:hralign="center" o:hrstd="t" o:hr="t" fillcolor="#a0a0a0" stroked="f"/>
+        </w:pict>
+      </w:r>
+    </w:p>
+    <w:p>
+      <w:pPr>
+        <w:rPr>
+          <w:b/>
+          <w:bCs/>
+        </w:rPr>
+      </w:pPr>
+      <w:r>
+        <w:rPr>
+          <w:b/>
+          <w:bCs/>
+        </w:rPr>
+        <w:t>6. Important: we should not make it only HNSW-specific</w:t>
+      </w:r>
+    </w:p>
+    <w:p>
+      <w:r>
+        <w:t xml:space="preserve">At scale, HNSW is not the only vector-search option. Search results and vector-index explainers commonly compare HNSW with IVF, PQ, </w:t>
+      </w:r>
+      <w:proofErr w:type="spellStart"/>
+      <w:r>
+        <w:t>ScaNN</w:t>
+      </w:r>
+      <w:proofErr w:type="spellEnd"/>
+      <w:r>
+        <w:t xml:space="preserve">, and </w:t>
+      </w:r>
+      <w:proofErr w:type="spellStart"/>
+      <w:r>
+        <w:t>DiskANN</w:t>
+      </w:r>
+      <w:proofErr w:type="spellEnd"/>
+      <w:r>
+        <w:t xml:space="preserve">-style methods. One practical guide says ANN indexes accelerate search by cutting search space through IVF, navigating promising regions through HNSW, compressing vectors through PQ, or using learned pruning in </w:t>
+      </w:r>
+      <w:proofErr w:type="spellStart"/>
+      <w:r>
+        <w:t>ScaNN</w:t>
+      </w:r>
+      <w:proofErr w:type="spellEnd"/>
+      <w:r>
+        <w:t xml:space="preserve">. A Milvus article describes IVF as clustering vectors into buckets/centroids and searching only selected clusters instead of the full dataset. </w:t>
+      </w:r>
+      <w:hyperlink r:id="rId13" w:history="1">
+        <w:r>
+          <w:rPr>
+            <w:rStyle w:val="Hyperlink"/>
+          </w:rPr>
+          <w:t>[tech.hoomanely.com]</w:t>
+        </w:r>
+      </w:hyperlink>
+      <w:r>
+        <w:t xml:space="preserve"> </w:t>
+      </w:r>
+      <w:hyperlink r:id="rId14" w:history="1">
+        <w:r>
+          <w:rPr>
+            <w:rStyle w:val="Hyperlink"/>
+          </w:rPr>
+          <w:t>[milvus.io]</w:t>
+        </w:r>
+      </w:hyperlink>
+    </w:p>
+    <w:p>
+      <w:r>
+        <w:t>This matters because a native SDNF representation should not be tied to one ANN algorithm. It should support:</w:t>
+      </w:r>
+    </w:p>
+    <w:p>
+      <w:r>
+        <w:t>HNSW for interactive in-memory graph retrieval</w:t>
+      </w:r>
+    </w:p>
+    <w:p>
+      <w:r>
+        <w:t>IVF/PQ for compact large-scale retrieval</w:t>
+      </w:r>
+    </w:p>
+    <w:p>
+      <w:proofErr w:type="spellStart"/>
+      <w:r>
+        <w:t>DiskANN</w:t>
+      </w:r>
+      <w:proofErr w:type="spellEnd"/>
+      <w:r>
+        <w:t>-like SSD-aware retrieval for very large collections</w:t>
+      </w:r>
+    </w:p>
+    <w:p>
+      <w:r>
+        <w:t>tensor/multi-vector retrieval for structured semantic evidence</w:t>
+      </w:r>
+    </w:p>
+    <w:p>
+      <w:r>
+        <w:t>exact fallback for audit-critical decisions</w:t>
+      </w:r>
+    </w:p>
+    <w:p>
+      <w:r>
+        <w:t xml:space="preserve">So SDNF should be the </w:t>
+      </w:r>
+      <w:r>
+        <w:rPr>
+          <w:b/>
+          <w:bCs/>
+        </w:rPr>
+        <w:t>semantic governance model</w:t>
+      </w:r>
+      <w:r>
+        <w:t>, and the index should be pluggable.</w:t>
+      </w:r>
+    </w:p>
+    <w:p>
+      <w:r>
+        <w:pict w14:anchorId="7EAFE8F9">
+          <v:rect id="_x0000_i1285" style="width:0;height:1.5pt" o:hralign="center" o:hrstd="t" o:hr="t" fillcolor="#a0a0a0" stroked="f"/>
+        </w:pict>
+      </w:r>
+    </w:p>
+    <w:p>
+      <w:pPr>
+        <w:rPr>
+          <w:b/>
+          <w:bCs/>
+        </w:rPr>
+      </w:pPr>
+      <w:r>
+        <w:rPr>
+          <w:b/>
+          <w:bCs/>
+        </w:rPr>
+        <w:t>7. Proposed architecture: SDNF-native storage and retrieval</w:t>
+      </w:r>
+    </w:p>
+    <w:p>
+      <w:r>
+        <w:t>I would propose this architecture:</w:t>
+      </w:r>
+    </w:p>
+    <w:p>
+      <w:r>
+        <w:t>                 ┌────────────────────────────┐</w:t>
+      </w:r>
+    </w:p>
+    <w:p>
+      <w:r>
+        <w:t xml:space="preserve">                 │ Schema / Payload / Text </w:t>
+      </w:r>
+      <w:proofErr w:type="gramStart"/>
+      <w:r>
+        <w:t>/  │</w:t>
+      </w:r>
+      <w:proofErr w:type="gramEnd"/>
+    </w:p>
+    <w:p>
+      <w:r>
+        <w:t>                 │ Metadata / Domain Evidence │</w:t>
+      </w:r>
+    </w:p>
+    <w:p>
+      <w:r>
+        <w:t>                 └──────────────</w:t>
+      </w:r>
+      <w:r>
+        <w:rPr>
+          <w:rFonts w:ascii="MS Gothic" w:eastAsia="MS Gothic" w:hAnsi="MS Gothic" w:cs="MS Gothic" w:hint="eastAsia"/>
+        </w:rPr>
+        <w:t>┬</w:t>
+      </w:r>
+      <w:r>
+        <w:rPr>
+          <w:rFonts w:ascii="Aptos" w:hAnsi="Aptos" w:cs="Aptos"/>
+        </w:rPr>
+        <w:t>─────────────┘</w:t>
+      </w:r>
+    </w:p>
+    <w:p>
+      <w:r>
+        <w:t>                                ↓</w:t>
+      </w:r>
+    </w:p>
+    <w:p>
+      <w:r>
+        <w:t>                 ┌────────────────────────────┐</w:t>
+      </w:r>
+    </w:p>
+    <w:p>
+      <w:r>
+        <w:t>                 │ SDNF Semantic Tensor Store │</w:t>
+      </w:r>
+    </w:p>
+    <w:p>
+      <w:r>
+        <w:lastRenderedPageBreak/>
+        <w:t>                 │ - canonical nodes          │</w:t>
+      </w:r>
+    </w:p>
+    <w:p>
+      <w:r>
+        <w:t>                 │ - attribute tensors        │</w:t>
+      </w:r>
+    </w:p>
+    <w:p>
+      <w:r>
+        <w:t xml:space="preserve">                 │ - role/context </w:t>
+      </w:r>
+      <w:proofErr w:type="gramStart"/>
+      <w:r>
+        <w:t>partitions  │</w:t>
+      </w:r>
+      <w:proofErr w:type="gramEnd"/>
+    </w:p>
+    <w:p>
+      <w:r>
+        <w:t>                 │ - evidence tensors         │</w:t>
+      </w:r>
+    </w:p>
+    <w:p>
+      <w:r>
+        <w:t>                 │ - lineage                  │</w:t>
+      </w:r>
+    </w:p>
+    <w:p>
+      <w:r>
+        <w:t>                 └──────────────</w:t>
+      </w:r>
+      <w:r>
+        <w:rPr>
+          <w:rFonts w:ascii="MS Gothic" w:eastAsia="MS Gothic" w:hAnsi="MS Gothic" w:cs="MS Gothic" w:hint="eastAsia"/>
+        </w:rPr>
+        <w:t>┬</w:t>
+      </w:r>
+      <w:r>
+        <w:rPr>
+          <w:rFonts w:ascii="Aptos" w:hAnsi="Aptos" w:cs="Aptos"/>
+        </w:rPr>
+        <w:t>─────────────┘</w:t>
+      </w:r>
+    </w:p>
+    <w:p>
+      <w:r>
+        <w:t>                                ↓</w:t>
+      </w:r>
+    </w:p>
+    <w:p>
+      <w:r>
+        <w:t>                 ┌────────────────────────────┐</w:t>
+      </w:r>
+    </w:p>
+    <w:p>
+      <w:r>
+        <w:t xml:space="preserve">                 │ Candidate Retrieval </w:t>
+      </w:r>
+      <w:proofErr w:type="gramStart"/>
+      <w:r>
+        <w:t>Layer  │</w:t>
+      </w:r>
+      <w:proofErr w:type="gramEnd"/>
+    </w:p>
+    <w:p>
+      <w:r>
+        <w:t xml:space="preserve">                 │ HNSW / IVF / PQ / </w:t>
+      </w:r>
+      <w:proofErr w:type="spellStart"/>
+      <w:proofErr w:type="gramStart"/>
+      <w:r>
+        <w:t>DiskANN</w:t>
+      </w:r>
+      <w:proofErr w:type="spellEnd"/>
+      <w:r>
+        <w:t>  │</w:t>
+      </w:r>
+      <w:proofErr w:type="gramEnd"/>
+    </w:p>
+    <w:p>
+      <w:r>
+        <w:t>                 │ Tensor / Multi-vector      │</w:t>
+      </w:r>
+    </w:p>
+    <w:p>
+      <w:r>
+        <w:t>                 └──────────────</w:t>
+      </w:r>
+      <w:r>
+        <w:rPr>
+          <w:rFonts w:ascii="MS Gothic" w:eastAsia="MS Gothic" w:hAnsi="MS Gothic" w:cs="MS Gothic" w:hint="eastAsia"/>
+        </w:rPr>
+        <w:t>┬</w:t>
+      </w:r>
+      <w:r>
+        <w:rPr>
+          <w:rFonts w:ascii="Aptos" w:hAnsi="Aptos" w:cs="Aptos"/>
+        </w:rPr>
+        <w:t>─────────────┘</w:t>
+      </w:r>
+    </w:p>
+    <w:p>
+      <w:r>
+        <w:t>                                ↓</w:t>
+      </w:r>
+    </w:p>
+    <w:p>
+      <w:r>
+        <w:t>                 ┌────────────────────────────┐</w:t>
+      </w:r>
+    </w:p>
+    <w:p>
+      <w:r>
+        <w:t xml:space="preserve">                 │ SDNF Normal-Form </w:t>
+      </w:r>
+      <w:proofErr w:type="gramStart"/>
+      <w:r>
+        <w:t>Governor  │</w:t>
+      </w:r>
+      <w:proofErr w:type="gramEnd"/>
+    </w:p>
+    <w:p>
+      <w:r>
+        <w:t>                 │ EENF AANF ECNF RRNF CMNF   │</w:t>
+      </w:r>
+    </w:p>
+    <w:p>
+      <w:r>
+        <w:t>                 │ DBNF PONF                  │</w:t>
+      </w:r>
+    </w:p>
+    <w:p>
+      <w:r>
+        <w:t>                 └──────────────</w:t>
+      </w:r>
+      <w:r>
+        <w:rPr>
+          <w:rFonts w:ascii="MS Gothic" w:eastAsia="MS Gothic" w:hAnsi="MS Gothic" w:cs="MS Gothic" w:hint="eastAsia"/>
+        </w:rPr>
+        <w:t>┬</w:t>
+      </w:r>
+      <w:r>
+        <w:rPr>
+          <w:rFonts w:ascii="Aptos" w:hAnsi="Aptos" w:cs="Aptos"/>
+        </w:rPr>
+        <w:t>─────────────┘</w:t>
+      </w:r>
+    </w:p>
+    <w:p>
+      <w:r>
+        <w:t>                                ↓</w:t>
+      </w:r>
+    </w:p>
+    <w:p>
+      <w:r>
+        <w:t>                 ┌────────────────────────────┐</w:t>
+      </w:r>
+    </w:p>
+    <w:p>
+      <w:r>
+        <w:t>                 │ Governed Semantic Geometry │</w:t>
+      </w:r>
+    </w:p>
+    <w:p>
+      <w:r>
+        <w:t xml:space="preserve">                 │ - converged canonical </w:t>
+      </w:r>
+      <w:proofErr w:type="gramStart"/>
+      <w:r>
+        <w:t>SRS  │</w:t>
+      </w:r>
+      <w:proofErr w:type="gramEnd"/>
+    </w:p>
+    <w:p>
+      <w:r>
+        <w:t>                 │ - rejected unsafe edges    │</w:t>
+      </w:r>
+    </w:p>
+    <w:p>
+      <w:r>
+        <w:t>                 │ - deferred candidates      │</w:t>
+      </w:r>
+    </w:p>
+    <w:p>
+      <w:r>
+        <w:t>                 │ - drift forks              │</w:t>
+      </w:r>
+    </w:p>
+    <w:p>
+      <w:r>
+        <w:t>                 └────────────────────────────┘</w:t>
+      </w:r>
+    </w:p>
+    <w:p>
+      <w:r>
+        <w:t>That makes SDNF the central representation, not HNSW.</w:t>
+      </w:r>
+    </w:p>
+    <w:p>
+      <w:r>
+        <w:pict w14:anchorId="3D8997C3">
+          <v:rect id="_x0000_i1286" style="width:0;height:1.5pt" o:hralign="center" o:hrstd="t" o:hr="t" fillcolor="#a0a0a0" stroked="f"/>
+        </w:pict>
+      </w:r>
+    </w:p>
+    <w:p>
+      <w:pPr>
+        <w:rPr>
+          <w:b/>
+          <w:bCs/>
+        </w:rPr>
+      </w:pPr>
+      <w:r>
+        <w:rPr>
+          <w:b/>
+          <w:bCs/>
+        </w:rPr>
+        <w:lastRenderedPageBreak/>
+        <w:t>8. What would be truly novel?</w:t>
+      </w:r>
+    </w:p>
+    <w:p>
+      <w:r>
+        <w:t>The novelty would be in these claims:</w:t>
+      </w:r>
+    </w:p>
+    <w:p>
+      <w:pPr>
+        <w:rPr>
+          <w:b/>
+          <w:bCs/>
+        </w:rPr>
+      </w:pPr>
+      <w:r>
+        <w:rPr>
+          <w:b/>
+          <w:bCs/>
+        </w:rPr>
+        <w:t>8.1 Normal-form-compliant vector/tensor storage</w:t>
+      </w:r>
+    </w:p>
+    <w:p>
+      <w:r>
+        <w:t>Instead of storing only:</w:t>
+      </w:r>
+    </w:p>
+    <w:p>
+      <w:r>
+        <w:t>id, embedding</w:t>
+      </w:r>
+    </w:p>
+    <w:p>
+      <w:r>
+        <w:t>we store:</w:t>
+      </w:r>
+    </w:p>
+    <w:p>
+      <w:r>
+        <w:t xml:space="preserve">id, embedding, </w:t>
+      </w:r>
+      <w:proofErr w:type="spellStart"/>
+      <w:r>
+        <w:t>semantic_family</w:t>
+      </w:r>
+      <w:proofErr w:type="spellEnd"/>
+      <w:r>
+        <w:t xml:space="preserve">, role, context, partition, </w:t>
+      </w:r>
+      <w:proofErr w:type="spellStart"/>
+      <w:r>
+        <w:t>evidence_tensor</w:t>
+      </w:r>
+      <w:proofErr w:type="spellEnd"/>
+      <w:r>
+        <w:t xml:space="preserve">, </w:t>
+      </w:r>
+      <w:proofErr w:type="spellStart"/>
+      <w:r>
+        <w:t>normal_form_certificate</w:t>
+      </w:r>
+      <w:proofErr w:type="spellEnd"/>
+      <w:r>
+        <w:t>, lineage</w:t>
+      </w:r>
+    </w:p>
+    <w:p>
+      <w:pPr>
+        <w:rPr>
+          <w:b/>
+          <w:bCs/>
+        </w:rPr>
+      </w:pPr>
+      <w:r>
+        <w:rPr>
+          <w:b/>
+          <w:bCs/>
+        </w:rPr>
+        <w:t>8.2 Governed retrieval</w:t>
+      </w:r>
+    </w:p>
+    <w:p>
+      <w:r>
+        <w:t xml:space="preserve">Retrieval returns not only nearest </w:t>
+      </w:r>
+      <w:proofErr w:type="spellStart"/>
+      <w:r>
+        <w:t>neighbors</w:t>
+      </w:r>
+      <w:proofErr w:type="spellEnd"/>
+      <w:r>
+        <w:t xml:space="preserve"> but also:</w:t>
+      </w:r>
+    </w:p>
+    <w:p>
+      <w:r>
+        <w:t>candidate relationship</w:t>
+      </w:r>
+    </w:p>
+    <w:p>
+      <w:r>
+        <w:t>normal-form status</w:t>
+      </w:r>
+    </w:p>
+    <w:p>
+      <w:r>
+        <w:t>accept/reject/defer decision</w:t>
+      </w:r>
+    </w:p>
+    <w:p>
+      <w:r>
+        <w:t>evidence basis</w:t>
+      </w:r>
+    </w:p>
+    <w:p>
+      <w:r>
+        <w:t>lineage impact</w:t>
+      </w:r>
+    </w:p>
+    <w:p>
+      <w:r>
+        <w:t>semantic risk reason</w:t>
+      </w:r>
+    </w:p>
+    <w:p>
+      <w:pPr>
+        <w:rPr>
+          <w:b/>
+          <w:bCs/>
+        </w:rPr>
+      </w:pPr>
+      <w:r>
+        <w:rPr>
+          <w:b/>
+          <w:bCs/>
+        </w:rPr>
+        <w:t>8.3 Semantic convergence</w:t>
+      </w:r>
+    </w:p>
+    <w:p>
+      <w:r>
+        <w:t>The system can show that as data grows:</w:t>
+      </w:r>
+    </w:p>
+    <w:p>
+      <w:r>
+        <w:t>safe aliases converge into stable canonical nodes</w:t>
+      </w:r>
+    </w:p>
+    <w:p>
+      <w:r>
+        <w:t xml:space="preserve">unsafe </w:t>
+      </w:r>
+      <w:proofErr w:type="spellStart"/>
+      <w:r>
+        <w:t>neighbors</w:t>
+      </w:r>
+      <w:proofErr w:type="spellEnd"/>
+      <w:r>
+        <w:t xml:space="preserve"> remain separated</w:t>
+      </w:r>
+    </w:p>
+    <w:p>
+      <w:r>
+        <w:t>drift creates forks instead of corrupting existing nodes</w:t>
+      </w:r>
+    </w:p>
+    <w:p>
+      <w:r>
+        <w:t>payload compliance becomes explainable</w:t>
+      </w:r>
+    </w:p>
+    <w:p>
+      <w:pPr>
+        <w:rPr>
+          <w:b/>
+          <w:bCs/>
+        </w:rPr>
+      </w:pPr>
+      <w:r>
+        <w:rPr>
+          <w:b/>
+          <w:bCs/>
+        </w:rPr>
+        <w:t>8.4 Index-agnostic execution</w:t>
+      </w:r>
+    </w:p>
+    <w:p>
+      <w:r>
+        <w:t xml:space="preserve">The SDNF representation can use HNSW, IVF, </w:t>
+      </w:r>
+      <w:proofErr w:type="spellStart"/>
+      <w:r>
+        <w:t>DiskANN</w:t>
+      </w:r>
+      <w:proofErr w:type="spellEnd"/>
+      <w:r>
+        <w:t>, tensor search, or exact search underneath.</w:t>
+      </w:r>
+    </w:p>
+    <w:p>
+      <w:r>
+        <w:t>That is stronger than building “another HNSW.”</w:t>
+      </w:r>
+    </w:p>
+    <w:p>
+      <w:r>
+        <w:pict w14:anchorId="628FDEB1">
+          <v:rect id="_x0000_i1287" style="width:0;height:1.5pt" o:hralign="center" o:hrstd="t" o:hr="t" fillcolor="#a0a0a0" stroked="f"/>
+        </w:pict>
+      </w:r>
+    </w:p>
+    <w:p>
+      <w:pPr>
+        <w:rPr>
+          <w:b/>
+          <w:bCs/>
+        </w:rPr>
+      </w:pPr>
+      <w:r>
+        <w:rPr>
+          <w:b/>
+          <w:bCs/>
+        </w:rPr>
+        <w:t>9. How to connect this to our Payment experiment</w:t>
+      </w:r>
+    </w:p>
+    <w:p>
+      <w:r>
+        <w:t>The Payment benchmark becomes the proof-of-concept:</w:t>
+      </w:r>
+    </w:p>
+    <w:p>
+      <w:r>
+        <w:lastRenderedPageBreak/>
+        <w:t>Payment schemas create canonical semantic tensors.</w:t>
+      </w:r>
+    </w:p>
+    <w:p>
+      <w:r>
+        <w:t xml:space="preserve">Payloads provide empirical </w:t>
+      </w:r>
+      <w:proofErr w:type="spellStart"/>
+      <w:proofErr w:type="gramStart"/>
+      <w:r>
+        <w:t>evidence.Payloads</w:t>
+      </w:r>
+      <w:proofErr w:type="spellEnd"/>
+      <w:proofErr w:type="gramEnd"/>
+      <w:r>
+        <w:t xml:space="preserve"> provide empirical evidence tensors.</w:t>
+      </w:r>
+    </w:p>
+    <w:p>
+      <w:r>
+        <w:t>SDNF normal forms govern which edges are admissible.</w:t>
+      </w:r>
+    </w:p>
+    <w:p>
+      <w:r>
+        <w:t>The Master Payment SRS is the converged governed semantic geometry.</w:t>
+      </w:r>
+    </w:p>
+    <w:p>
+      <w:r>
+        <w:t>Payload compliance is a runtime use case of that geometry.</w:t>
+      </w:r>
+    </w:p>
+    <w:p>
+      <w:r>
+        <w:t>For example:</w:t>
+      </w:r>
+    </w:p>
+    <w:p>
+      <w:r>
+        <w:t xml:space="preserve">HNSW nearest </w:t>
+      </w:r>
+      <w:proofErr w:type="spellStart"/>
+      <w:r>
+        <w:t>neighbors</w:t>
+      </w:r>
+      <w:proofErr w:type="spellEnd"/>
+      <w:r>
+        <w:t xml:space="preserve"> may retrieve:</w:t>
+      </w:r>
+    </w:p>
+    <w:p>
+      <w:r>
+        <w:t xml:space="preserve">  </w:t>
+      </w:r>
+      <w:proofErr w:type="spellStart"/>
+      <w:r>
+        <w:t>Stripe.payment_intent_id</w:t>
+      </w:r>
+      <w:proofErr w:type="spellEnd"/>
+    </w:p>
+    <w:p>
+      <w:r>
+        <w:t xml:space="preserve">  </w:t>
+      </w:r>
+      <w:proofErr w:type="spellStart"/>
+      <w:r>
+        <w:t>Stripe.payment_method</w:t>
+      </w:r>
+      <w:proofErr w:type="spellEnd"/>
+    </w:p>
+    <w:p>
+      <w:r>
+        <w:t xml:space="preserve">  </w:t>
+      </w:r>
+      <w:proofErr w:type="spellStart"/>
+      <w:r>
+        <w:t>Razorpay.payment_id</w:t>
+      </w:r>
+      <w:proofErr w:type="spellEnd"/>
+    </w:p>
+    <w:p/>
+    <w:p>
+      <w:r>
+        <w:t>SDNF tensor/normal-form governance says:</w:t>
+      </w:r>
+    </w:p>
+    <w:p>
+      <w:r>
+        <w:t xml:space="preserve">  </w:t>
+      </w:r>
+      <w:proofErr w:type="spellStart"/>
+      <w:r>
+        <w:t>Stripe.payment_intent_id</w:t>
+      </w:r>
+      <w:proofErr w:type="spellEnd"/>
+      <w:r>
+        <w:t xml:space="preserve"> ↔ </w:t>
+      </w:r>
+      <w:proofErr w:type="spellStart"/>
+      <w:r>
+        <w:t>Razorpay.payment_id</w:t>
+      </w:r>
+      <w:proofErr w:type="spellEnd"/>
+      <w:r>
+        <w:t xml:space="preserve"> = maybe related but different identifier subtype unless schema says otherwise</w:t>
+      </w:r>
+    </w:p>
+    <w:p>
+      <w:r>
+        <w:t xml:space="preserve">  </w:t>
+      </w:r>
+      <w:proofErr w:type="spellStart"/>
+      <w:r>
+        <w:t>Stripe.payment_intent_id</w:t>
+      </w:r>
+      <w:proofErr w:type="spellEnd"/>
+      <w:r>
+        <w:t xml:space="preserve"> ↔ </w:t>
+      </w:r>
+      <w:proofErr w:type="spellStart"/>
+      <w:r>
+        <w:t>Stripe.payment_method</w:t>
+      </w:r>
+      <w:proofErr w:type="spellEnd"/>
+      <w:r>
+        <w:t xml:space="preserve"> = reject, identifier vs method</w:t>
+      </w:r>
+    </w:p>
+    <w:p>
+      <w:r>
+        <w:t>This shows the value of SDNF-native storage.</w:t>
+      </w:r>
+    </w:p>
+    <w:p>
+      <w:r>
+        <w:pict w14:anchorId="445F17BF">
+          <v:rect id="_x0000_i1288" style="width:0;height:1.5pt" o:hralign="center" o:hrstd="t" o:hr="t" fillcolor="#a0a0a0" stroked="f"/>
+        </w:pict>
+      </w:r>
+    </w:p>
+    <w:p>
+      <w:pPr>
+        <w:rPr>
+          <w:b/>
+          <w:bCs/>
+        </w:rPr>
+      </w:pPr>
+      <w:r>
+        <w:rPr>
+          <w:b/>
+          <w:bCs/>
+        </w:rPr>
+        <w:t>10. Can tensors supersede HNSW?</w:t>
+      </w:r>
+    </w:p>
+    <w:p>
+      <w:r>
+        <w:t>My honest answer:</w:t>
+      </w:r>
+    </w:p>
+    <w:p>
+      <w:r>
+        <w:rPr>
+          <w:b/>
+          <w:bCs/>
+        </w:rPr>
+        <w:t>Tensors alone do not supersede HNSW.</w:t>
+      </w:r>
+      <w:r>
+        <w:t xml:space="preserve"> Tensors are a richer representation; HNSW is a retrieval/indexing algorithm. They solve different layers.</w:t>
+      </w:r>
+    </w:p>
+    <w:p>
+      <w:r>
+        <w:t xml:space="preserve">But an SDNF-native tensor representation </w:t>
+      </w:r>
+      <w:r>
+        <w:rPr>
+          <w:b/>
+          <w:bCs/>
+        </w:rPr>
+        <w:t>could supersede raw HNSW usage</w:t>
+      </w:r>
+      <w:r>
+        <w:t xml:space="preserve"> for semantic data systems because it gives:</w:t>
+      </w:r>
+    </w:p>
+    <w:p>
+      <w:r>
+        <w:t>richer representation</w:t>
+      </w:r>
+    </w:p>
+    <w:p>
+      <w:r>
+        <w:t>governed retrieval</w:t>
+      </w:r>
+    </w:p>
+    <w:p>
+      <w:r>
+        <w:t>safer convergence</w:t>
+      </w:r>
+    </w:p>
+    <w:p>
+      <w:r>
+        <w:t>role-aware semantics</w:t>
+      </w:r>
+    </w:p>
+    <w:p>
+      <w:r>
+        <w:t>partition-aware indexing</w:t>
+      </w:r>
+    </w:p>
+    <w:p>
+      <w:r>
+        <w:t>evidence-aware ranking</w:t>
+      </w:r>
+    </w:p>
+    <w:p>
+      <w:r>
+        <w:lastRenderedPageBreak/>
+        <w:t>lineage-aware drift handling</w:t>
+      </w:r>
+    </w:p>
+    <w:p>
+      <w:r>
+        <w:t xml:space="preserve">Eventually, we could design an SDNF-native retrieval algorithm that uses tensor decomposition, partitioned routing, canonical centroids, and governed graph traversal — and that might outperform vanilla HNSW for </w:t>
+      </w:r>
+      <w:r>
+        <w:rPr>
+          <w:b/>
+          <w:bCs/>
+        </w:rPr>
+        <w:t>normal-form-constrained semantic workloads</w:t>
+      </w:r>
+      <w:r>
+        <w:t>.</w:t>
+      </w:r>
+    </w:p>
+    <w:p>
+      <w:proofErr w:type="gramStart"/>
+      <w:r>
+        <w:t>So</w:t>
+      </w:r>
+      <w:proofErr w:type="gramEnd"/>
+      <w:r>
+        <w:t xml:space="preserve"> the precise claim should be:</w:t>
+      </w:r>
+    </w:p>
+    <w:p>
+      <w:r>
+        <w:rPr>
+          <w:b/>
+          <w:bCs/>
+        </w:rPr>
+        <w:t>We do not claim tensors replace ANN indexing by themselves. We propose an SDNF-native semantic tensor graph that can use ANN algorithms as execution backends, while enforcing normal-form compliance at the representation and retrieval layers. Over time, this representation may enable retrieval strategies that outperform vanilla HNSW on governed semantic workloads.</w:t>
+      </w:r>
+    </w:p>
+    <w:p>
+      <w:r>
+        <w:t>That is mature and defensible.</w:t>
+      </w:r>
+    </w:p>
+    <w:p>
+      <w:r>
+        <w:pict w14:anchorId="0F1EE65D">
+          <v:rect id="_x0000_i1289" style="width:0;height:1.5pt" o:hralign="center" o:hrstd="t" o:hr="t" fillcolor="#a0a0a0" stroked="f"/>
+        </w:pict>
+      </w:r>
+    </w:p>
+    <w:p>
+      <w:pPr>
+        <w:rPr>
+          <w:b/>
+          <w:bCs/>
+        </w:rPr>
+      </w:pPr>
+      <w:r>
+        <w:rPr>
+          <w:b/>
+          <w:bCs/>
+        </w:rPr>
+        <w:t>11. Suggested formal name</w:t>
+      </w:r>
+    </w:p>
+    <w:p>
+      <w:r>
+        <w:t>I would name this:</w:t>
+      </w:r>
+    </w:p>
+    <w:p>
+      <w:pPr>
+        <w:rPr>
+          <w:b/>
+          <w:bCs/>
+        </w:rPr>
+      </w:pPr>
+      <w:r>
+        <w:rPr>
+          <w:b/>
+          <w:bCs/>
+        </w:rPr>
+        <w:t>SDNF-GST: Semantic Data Normal Form Governed Semantic Tensor Store</w:t>
+      </w:r>
+    </w:p>
+    <w:p>
+      <w:r>
+        <w:t>or shorter:</w:t>
+      </w:r>
+    </w:p>
+    <w:p>
+      <w:pPr>
+        <w:rPr>
+          <w:b/>
+          <w:bCs/>
+        </w:rPr>
+      </w:pPr>
+      <w:r>
+        <w:rPr>
+          <w:b/>
+          <w:bCs/>
+        </w:rPr>
+        <w:t>SNTG: Semantic Normalized Tensor Graph</w:t>
+      </w:r>
+    </w:p>
+    <w:p>
+      <w:r>
+        <w:t>Definition:</w:t>
+      </w:r>
+    </w:p>
+    <w:p>
+      <w:r>
+        <w:rPr>
+          <w:b/>
+          <w:bCs/>
+        </w:rPr>
+        <w:t>A Semantic Normalized Tensor Graph is a vector/tensor-native storage and retrieval representation in which embeddings, contexts, roles, partitions, evidence, and lineage are encoded as structured semantic tensors, while SDNF predicates govern graph edges, canonical convergence, drift forks, and retrieval admissibility.</w:t>
+      </w:r>
+    </w:p>
+    <w:p>
+      <w:r>
+        <w:t>This is crisp and patent/research friendly.</w:t>
+      </w:r>
+    </w:p>
+    <w:p>
+      <w:r>
+        <w:pict w14:anchorId="2F782772">
+          <v:rect id="_x0000_i1290" style="width:0;height:1.5pt" o:hralign="center" o:hrstd="t" o:hr="t" fillcolor="#a0a0a0" stroked="f"/>
+        </w:pict>
+      </w:r>
+    </w:p>
+    <w:p>
+      <w:pPr>
+        <w:rPr>
+          <w:b/>
+          <w:bCs/>
+        </w:rPr>
+      </w:pPr>
+      <w:r>
+        <w:rPr>
+          <w:b/>
+          <w:bCs/>
+        </w:rPr>
+        <w:t>12. What to build next experimentally</w:t>
+      </w:r>
+    </w:p>
+    <w:p>
+      <w:r>
+        <w:t>For v15/v16, I would add a small prototype module:</w:t>
+      </w:r>
+    </w:p>
+    <w:p>
+      <w:r>
+        <w:t>sdnf_tensor_store_v15.py</w:t>
+      </w:r>
+    </w:p>
+    <w:p>
+      <w:r>
+        <w:t>or integrate into the current experiment:</w:t>
+      </w:r>
+    </w:p>
+    <w:p>
+      <w:r>
+        <w:t xml:space="preserve">--representation </w:t>
+      </w:r>
+      <w:proofErr w:type="spellStart"/>
+      <w:r>
+        <w:t>sdnf_tensor_graph</w:t>
+      </w:r>
+      <w:proofErr w:type="spellEnd"/>
+    </w:p>
+    <w:p>
+      <w:r>
+        <w:t>--</w:t>
+      </w:r>
+      <w:proofErr w:type="spellStart"/>
+      <w:r>
+        <w:t>candidate_backend</w:t>
+      </w:r>
+      <w:proofErr w:type="spellEnd"/>
+      <w:r>
+        <w:t xml:space="preserve"> </w:t>
+      </w:r>
+      <w:proofErr w:type="spellStart"/>
+      <w:r>
+        <w:t>pairwise|hnsw|tensor_exact</w:t>
+      </w:r>
+      <w:proofErr w:type="spellEnd"/>
+    </w:p>
+    <w:p>
+      <w:r>
+        <w:lastRenderedPageBreak/>
+        <w:t>--</w:t>
+      </w:r>
+      <w:proofErr w:type="spellStart"/>
+      <w:r>
+        <w:t>export_semantic_tensor_store</w:t>
+      </w:r>
+      <w:proofErr w:type="spellEnd"/>
+      <w:r>
+        <w:t xml:space="preserve"> semantic_tensor_store_v15.json</w:t>
+      </w:r>
+    </w:p>
+    <w:p>
+      <w:r>
+        <w:t>--</w:t>
+      </w:r>
+      <w:proofErr w:type="spellStart"/>
+      <w:r>
+        <w:t>export_tensor_geometry_metrics</w:t>
+      </w:r>
+      <w:proofErr w:type="spellEnd"/>
+      <w:r>
+        <w:t xml:space="preserve"> tensor_geometry_metrics_v15.csv</w:t>
+      </w:r>
+    </w:p>
+    <w:p>
+      <w:r>
+        <w:t>--</w:t>
+      </w:r>
+      <w:proofErr w:type="spellStart"/>
+      <w:r>
+        <w:t>export_governed_edges</w:t>
+      </w:r>
+      <w:proofErr w:type="spellEnd"/>
+      <w:r>
+        <w:t xml:space="preserve"> governed_edges_v15.csv</w:t>
+      </w:r>
+    </w:p>
+    <w:p>
+      <w:r>
+        <w:t>--</w:t>
+      </w:r>
+      <w:proofErr w:type="spellStart"/>
+      <w:r>
+        <w:t>export_rejected_ann_edges</w:t>
+      </w:r>
+      <w:proofErr w:type="spellEnd"/>
+      <w:r>
+        <w:t xml:space="preserve"> rejected_ann_edges_v15.csv</w:t>
+      </w:r>
+    </w:p>
+    <w:p>
+      <w:r>
+        <w:t>Core outputs:</w:t>
+      </w:r>
+    </w:p>
+    <w:p>
+      <w:r>
+        <w:t>semantic_tensor_store_v15.json</w:t>
+      </w:r>
+    </w:p>
+    <w:p>
+      <w:r>
+        <w:t>canonical_tensor_nodes_v15.json</w:t>
+      </w:r>
+    </w:p>
+    <w:p>
+      <w:r>
+        <w:t>attribute_tensor_slices_v15.json</w:t>
+      </w:r>
+    </w:p>
+    <w:p>
+      <w:r>
+        <w:t>governed_semantic_edges_v15.csv</w:t>
+      </w:r>
+    </w:p>
+    <w:p>
+      <w:r>
+        <w:t>tensor_geometry_metrics_v15.csv</w:t>
+      </w:r>
+    </w:p>
+    <w:p>
+      <w:r>
+        <w:t>partition_leakage_v15.csv</w:t>
+      </w:r>
+    </w:p>
+    <w:p>
+      <w:r>
+        <w:t>convergence_summary_v15.csv</w:t>
+      </w:r>
+    </w:p>
+    <w:p>
+      <w:r>
+        <w:t>Metrics:</w:t>
+      </w:r>
+    </w:p>
+    <w:p>
+      <w:r>
+        <w:t>intra-canonical compactness</w:t>
+      </w:r>
+    </w:p>
+    <w:p>
+      <w:r>
+        <w:t>inter-partition separation</w:t>
+      </w:r>
+    </w:p>
+    <w:p>
+      <w:r>
+        <w:t>normal-form edge acceptance rate</w:t>
+      </w:r>
+    </w:p>
+    <w:p>
+      <w:r>
+        <w:t>unsafe-neighbor rejection rate</w:t>
+      </w:r>
+    </w:p>
+    <w:p>
+      <w:r>
+        <w:t>semantic margin</w:t>
+      </w:r>
+    </w:p>
+    <w:p>
+      <w:r>
+        <w:t>drift fork rate</w:t>
+      </w:r>
+    </w:p>
+    <w:p>
+      <w:r>
+        <w:t>payload compliance explainability rate</w:t>
+      </w:r>
+    </w:p>
+    <w:p>
+      <w:r>
+        <w:pict w14:anchorId="2F8E19F4">
+          <v:rect id="_x0000_i1291" style="width:0;height:1.5pt" o:hralign="center" o:hrstd="t" o:hr="t" fillcolor="#a0a0a0" stroked="f"/>
+        </w:pict>
+      </w:r>
+    </w:p>
+    <w:p>
+      <w:pPr>
+        <w:rPr>
+          <w:b/>
+          <w:bCs/>
+        </w:rPr>
+      </w:pPr>
+      <w:r>
+        <w:rPr>
+          <w:b/>
+          <w:bCs/>
+        </w:rPr>
+        <w:t>Bottom line</w:t>
+      </w:r>
+    </w:p>
+    <w:p>
+      <w:r>
+        <w:t>Yes — this is the right next intellectual leap.</w:t>
+      </w:r>
+    </w:p>
+    <w:p>
+      <w:r>
+        <w:t>The strongest vision is not merely:</w:t>
+      </w:r>
+    </w:p>
+    <w:p>
+      <w:r>
+        <w:t>SDNF + HNSW</w:t>
+      </w:r>
+    </w:p>
+    <w:p>
+      <w:r>
+        <w:t>It is:</w:t>
+      </w:r>
+    </w:p>
+    <w:p>
+      <w:r>
+        <w:t>SDNF-native semantic tensor graph representation</w:t>
+      </w:r>
+    </w:p>
+    <w:p>
+      <w:r>
+        <w:t>  that can use HNSW/IVF/</w:t>
+      </w:r>
+      <w:proofErr w:type="spellStart"/>
+      <w:r>
+        <w:t>DiskANN</w:t>
+      </w:r>
+      <w:proofErr w:type="spellEnd"/>
+      <w:r>
+        <w:t>/tensor retrieval as execution backends</w:t>
+      </w:r>
+    </w:p>
+    <w:p>
+      <w:r>
+        <w:lastRenderedPageBreak/>
+        <w:t>  while enforcing semantic normal forms at storage, retrieval, convergence, and compliance layers.</w:t>
+      </w:r>
+    </w:p>
+    <w:p>
+      <w:r>
+        <w:t>That gives you a much bigger contribution:</w:t>
+      </w:r>
+    </w:p>
+    <w:p>
+      <w:r>
+        <w:rPr>
+          <w:b/>
+          <w:bCs/>
+        </w:rPr>
+        <w:t>SDNF is a normalization theory for the embedding world, and the SDNF-native tensor graph is the storage/retrieval representation that makes semantic geometry stable, governed, explainable, and production-grade.</w:t>
       </w:r>
     </w:p>
     <w:p>
